--- a/demo1/zh-CN/beta4/说明文档.docx
+++ b/demo1/zh-CN/beta4/说明文档.docx
@@ -7,7 +7,7 @@
         <w:pStyle w:val="Title"/>
       </w:pPr>
       <w:r>
-        <w:t>Atmosphere Demo 1 说明文档（第四版）</w:t>
+        <w:t>Atmosphere Demo 1 说明文档（第四版 · Demo 1 最终版）</w:t>
       </w:r>
     </w:p>
     <w:p>
